--- a/Lab12/src/resources/Lab 12 - Report.docx
+++ b/Lab12/src/resources/Lab 12 - Report.docx
@@ -187,6 +187,144 @@
         </w:rPr>
         <w:t xml:space="preserve">This lab provided a large insight into functional programming workflows and programming conventions. Specifically, functional interfaces are an important part of defining functions that can be customized and reused throughout the program. The strategy pattern defines classes as customizable by </w:t>
       </w:r>
+      <w:r>
+        <w:rPr>
+          <w:b/>
+          <w:bCs/>
+          <w:sz w:val="24"/>
+          <w:szCs w:val="24"/>
+        </w:rPr>
+        <w:t xml:space="preserve">returning a lambda expression which can be used as a functional interface. This lab highlights the difference in approach between functional programming and </w:t>
+      </w:r>
+      <w:proofErr w:type="gramStart"/>
+      <w:r>
+        <w:rPr>
+          <w:b/>
+          <w:bCs/>
+          <w:sz w:val="24"/>
+          <w:szCs w:val="24"/>
+        </w:rPr>
+        <w:t>object oriented</w:t>
+      </w:r>
+      <w:proofErr w:type="gramEnd"/>
+      <w:r>
+        <w:rPr>
+          <w:b/>
+          <w:bCs/>
+          <w:sz w:val="24"/>
+          <w:szCs w:val="24"/>
+        </w:rPr>
+        <w:t xml:space="preserve"> programming. While </w:t>
+      </w:r>
+      <w:proofErr w:type="gramStart"/>
+      <w:r>
+        <w:rPr>
+          <w:b/>
+          <w:bCs/>
+          <w:sz w:val="24"/>
+          <w:szCs w:val="24"/>
+        </w:rPr>
+        <w:t>object oriented</w:t>
+      </w:r>
+      <w:proofErr w:type="gramEnd"/>
+      <w:r>
+        <w:rPr>
+          <w:b/>
+          <w:bCs/>
+          <w:sz w:val="24"/>
+          <w:szCs w:val="24"/>
+        </w:rPr>
+        <w:t xml:space="preserve"> programming focuses on encapsulating concepts into classes, function programming is used for mathematical computations and parallelism by avoiding the changing state and mutable data.</w:t>
+      </w:r>
+      <w:r>
+        <w:rPr>
+          <w:b/>
+          <w:bCs/>
+          <w:sz w:val="24"/>
+          <w:szCs w:val="24"/>
+        </w:rPr>
+        <w:t xml:space="preserve"> </w:t>
+      </w:r>
+      <w:proofErr w:type="gramStart"/>
+      <w:r>
+        <w:rPr>
+          <w:b/>
+          <w:bCs/>
+          <w:sz w:val="24"/>
+          <w:szCs w:val="24"/>
+        </w:rPr>
+        <w:t>The Stream</w:t>
+      </w:r>
+      <w:proofErr w:type="gramEnd"/>
+      <w:r>
+        <w:rPr>
+          <w:b/>
+          <w:bCs/>
+          <w:sz w:val="24"/>
+          <w:szCs w:val="24"/>
+        </w:rPr>
+        <w:t xml:space="preserve"> API allows for the mutation of collection data through a set of mathematical functions. For example, a function could take a student collection and return a collection of </w:t>
+      </w:r>
+      <w:proofErr w:type="gramStart"/>
+      <w:r>
+        <w:rPr>
+          <w:b/>
+          <w:bCs/>
+          <w:sz w:val="24"/>
+          <w:szCs w:val="24"/>
+        </w:rPr>
+        <w:t>student</w:t>
+      </w:r>
+      <w:proofErr w:type="gramEnd"/>
+      <w:r>
+        <w:rPr>
+          <w:b/>
+          <w:bCs/>
+          <w:sz w:val="24"/>
+          <w:szCs w:val="24"/>
+        </w:rPr>
+        <w:t xml:space="preserve"> whose GPA is above a certain number. One could achieve this using </w:t>
+      </w:r>
+      <w:proofErr w:type="gramStart"/>
+      <w:r>
+        <w:rPr>
+          <w:b/>
+          <w:bCs/>
+          <w:sz w:val="24"/>
+          <w:szCs w:val="24"/>
+        </w:rPr>
+        <w:t>the .filter</w:t>
+      </w:r>
+      <w:proofErr w:type="gramEnd"/>
+      <w:r>
+        <w:rPr>
+          <w:b/>
+          <w:bCs/>
+          <w:sz w:val="24"/>
+          <w:szCs w:val="24"/>
+        </w:rPr>
+        <w:t xml:space="preserve"> method that is provided by </w:t>
+      </w:r>
+      <w:proofErr w:type="gramStart"/>
+      <w:r>
+        <w:rPr>
+          <w:b/>
+          <w:bCs/>
+          <w:sz w:val="24"/>
+          <w:szCs w:val="24"/>
+        </w:rPr>
+        <w:t>the Stream</w:t>
+      </w:r>
+      <w:proofErr w:type="gramEnd"/>
+      <w:r>
+        <w:rPr>
+          <w:b/>
+          <w:bCs/>
+          <w:sz w:val="24"/>
+          <w:szCs w:val="24"/>
+        </w:rPr>
+        <w:t xml:space="preserve"> API.</w:t>
+      </w:r>
     </w:p>
     <w:p>
       <w:pPr>
@@ -210,6 +348,13 @@
           <w:szCs w:val="24"/>
         </w:rPr>
       </w:pPr>
+      <w:r>
+        <w:rPr>
+          <w:sz w:val="24"/>
+          <w:szCs w:val="24"/>
+        </w:rPr>
+        <w:t>Functional programming is a programming paradigm where computation is treated as the evaluation of mathematical functions that avoid the changing state and mutable data. For example, using the stream API, you can apply a set of different mathematical functions to a collection such as filter, and map. In contrast, object-oriented programming attempts to encapsulate real-world concepts into objects. These objects can be anything, including algorithms. To achieve the same thing in OOP, one could create Algorithm classes that implement the same `operate` method but with different calculations.</w:t>
+      </w:r>
     </w:p>
     <w:p>
       <w:pPr>
@@ -543,6 +688,7 @@
           <w:sz w:val="24"/>
           <w:szCs w:val="24"/>
         </w:rPr>
+        <w:lastRenderedPageBreak/>
         <w:t>Compare Map, Reduce and Filter Operations</w:t>
       </w:r>
     </w:p>
@@ -740,14 +886,6 @@
         </w:rPr>
         <w:t>returns even data.</w:t>
       </w:r>
-    </w:p>
-    <w:p>
-      <w:pPr>
-        <w:rPr>
-          <w:sz w:val="24"/>
-          <w:szCs w:val="24"/>
-        </w:rPr>
-      </w:pPr>
     </w:p>
     <w:sectPr>
       <w:pgSz w:w="12240" w:h="15840"/>
